--- a/storage/templates/normalized-docx/BM-021/BM-021_normalized.docx
+++ b/storage/templates/normalized-docx/BM-021/BM-021_normalized.docx
@@ -1310,6 +1310,7 @@
       <w:r>
         <w:rPr>
           <w:vertAlign w:val="superscript"/>
+          {{agency.nameUpper}}
           <w:lang w:val="en-US"/>
         </w:rPr>
         <w:t>2</w:t>

--- a/storage/templates/normalized-docx/BM-021/BM-021_normalized.docx
+++ b/storage/templates/normalized-docx/BM-021/BM-021_normalized.docx
@@ -1310,7 +1310,6 @@
       <w:r>
         <w:rPr>
           <w:vertAlign w:val="superscript"/>
-          {{agency.nameUpper}}
           <w:lang w:val="en-US"/>
         </w:rPr>
         <w:t>2</w:t>
